--- a/reports/학부생_주간활동보고서_2주차_함태훈_22212334_261001.docx
+++ b/reports/학부생_주간활동보고서_2주차_함태훈_22212334_261001.docx
@@ -1068,7 +1068,7 @@
               <w:rPr>
                 <w:sz w:val="16"/>
               </w:rPr>
-              <w:t>실측 항목표(치수·휠 배치·질량·전원/통신) 작성, CAD·주행 영상으로 4륜 옴니휠 확인. 실물 실측은 일정 확정 후.</w:t>
+              <w:t>실측 항목표 양식 작성. CAD 공유 불가. 9/30 팀장님 지시로 보류 → G1 시뮬 우선, CAD·BOM 완성 후 재개.</w:t>
             </w:r>
           </w:p>
         </w:tc>
@@ -1098,7 +1098,7 @@
               <w:rPr>
                 <w:sz w:val="16"/>
               </w:rPr>
-              <w:t>__ %</w:t>
+              <w:t>30 % (보류)</w:t>
             </w:r>
           </w:p>
         </w:tc>
@@ -1417,7 +1417,7 @@
               <w:rPr>
                 <w:sz w:val="16"/>
               </w:rPr>
-              <w:t>하체 실측 가능한 시간과 질량 측정 방법(저울 여부), 하체 CAD 원본(STEP 등) 제공 가능 여부를 알려주시면 실측표를 바로 채우겠습니다.</w:t>
+              <w:t>실측 보류에 따라 G1 분석을 이어가려 합니다. 우선 분석할 부위(팔·하체·전신)를 정해 주시면 맞추겠습니다.</w:t>
             </w:r>
           </w:p>
         </w:tc>
@@ -1860,6 +1860,60 @@
     </w:p>
   </w:endnote>
 </w:endnotes>
+</file>
+
+<file path=word/footer1.xml><?xml version="1.0" encoding="utf-8"?>
+<w:ftr xmlns:wpc="http://schemas.microsoft.com/office/word/2010/wordprocessingCanvas" xmlns:cx="http://schemas.microsoft.com/office/drawing/2014/chartex" xmlns:cx1="http://schemas.microsoft.com/office/drawing/2015/9/8/chartex" xmlns:cx2="http://schemas.microsoft.com/office/drawing/2015/10/21/chartex" xmlns:cx3="http://schemas.microsoft.com/office/drawing/2016/5/9/chartex" xmlns:cx4="http://schemas.microsoft.com/office/drawing/2016/5/10/chartex" xmlns:cx5="http://schemas.microsoft.com/office/drawing/2016/5/11/chartex" xmlns:cx6="http://schemas.microsoft.com/office/drawing/2016/5/12/chartex" xmlns:cx7="http://schemas.microsoft.com/office/drawing/2016/5/13/chartex" xmlns:cx8="http://schemas.microsoft.com/office/drawing/2016/5/14/chartex" xmlns:mc="http://schemas.openxmlformats.org/markup-compatibility/2006" xmlns:aink="http://schemas.microsoft.com/office/drawing/2016/ink" xmlns:am3d="http://schemas.microsoft.com/office/drawing/2017/model3d" xmlns:o="urn:schemas-microsoft-com:office:office" xmlns:oel="http://schemas.microsoft.com/office/2019/extlst" xmlns:r="http://schemas.openxmlformats.org/officeDocument/2006/relationships" xmlns:m="http://schemas.openxmlformats.org/officeDocument/2006/math" xmlns:v="urn:schemas-microsoft-com:vml" xmlns:wp14="http://schemas.microsoft.com/office/word/2010/wordprocessingDrawing" xmlns:wp="http://schemas.openxmlformats.org/drawingml/2006/wordprocessingDrawing" xmlns:w10="urn:schemas-microsoft-com:office:word" xmlns:w="http://schemas.openxmlformats.org/wordprocessingml/2006/main" xmlns:w14="http://schemas.microsoft.com/office/word/2010/wordml" xmlns:w15="http://schemas.microsoft.com/office/word/2012/wordml" xmlns:w16cex="http://schemas.microsoft.com/office/word/2018/wordml/cex" xmlns:w16cid="http://schemas.microsoft.com/office/word/2016/wordml/cid" xmlns:w16="http://schemas.microsoft.com/office/word/2018/wordml" xmlns:w16du="http://schemas.microsoft.com/office/word/2023/wordml/word16du" xmlns:w16sdtdh="http://schemas.microsoft.com/office/word/2020/wordml/sdtdatahash" xmlns:w16sdtfl="http://schemas.microsoft.com/office/word/2024/wordml/sdtformatlock" xmlns:w16se="http://schemas.microsoft.com/office/word/2015/wordml/symex" xmlns:wpg="http://schemas.microsoft.com/office/word/2010/wordprocessingGroup" xmlns:wpi="http://schemas.microsoft.com/office/word/2010/wordprocessingInk" xmlns:wne="http://schemas.microsoft.com/office/word/2006/wordml" xmlns:wps="http://schemas.microsoft.com/office/word/2010/wordprocessingShape" mc:Ignorable="w14 w15 w16se w16cid w16 w16cex w16sdtdh w16sdtfl w16du wp14">
+  <w:p>
+    <w:pPr>
+      <w:jc w:val="center"/>
+    </w:pPr>
+    <w:r>
+      <w:rPr>
+        <w:color w:val="6B7280"/>
+        <w:sz w:val="15"/>
+        <w:szCs w:val="15"/>
+      </w:rPr>
+      <w:t xml:space="preserve">영남대학교 로봇공학과 · </w:t>
+    </w:r>
+    <w:proofErr w:type="spellStart"/>
+    <w:r>
+      <w:rPr>
+        <w:color w:val="6B7280"/>
+        <w:sz w:val="15"/>
+        <w:szCs w:val="15"/>
+      </w:rPr>
+      <w:t>휴머노이드</w:t>
+    </w:r>
+    <w:proofErr w:type="spellEnd"/>
+    <w:r>
+      <w:rPr>
+        <w:color w:val="6B7280"/>
+        <w:sz w:val="15"/>
+        <w:szCs w:val="15"/>
+      </w:rPr>
+      <w:t xml:space="preserve"> </w:t>
+    </w:r>
+    <w:proofErr w:type="spellStart"/>
+    <w:r>
+      <w:rPr>
+        <w:color w:val="6B7280"/>
+        <w:sz w:val="15"/>
+        <w:szCs w:val="15"/>
+      </w:rPr>
+      <w:t>캡스톤디자인</w:t>
+    </w:r>
+    <w:proofErr w:type="spellEnd"/>
+    <w:r>
+      <w:rPr>
+        <w:color w:val="6B7280"/>
+        <w:sz w:val="15"/>
+        <w:szCs w:val="15"/>
+      </w:rPr>
+      <w:t xml:space="preserve"> · 학부생 주간 활동 보고서</w:t>
+    </w:r>
+  </w:p>
+</w:ftr>
 </file>
 
 <file path=word/footnotes.xml><?xml version="1.0" encoding="utf-8"?>

--- a/reports/학부생_주간활동보고서_2주차_함태훈_22212334_261001.docx
+++ b/reports/학부생_주간활동보고서_2주차_함태훈_22212334_261001.docx
@@ -693,7 +693,7 @@
               <w:rPr>
                 <w:sz w:val="16"/>
               </w:rPr>
-              <w:t>Python 3.14.7 + mujoco 3.14.0·usd-core·yourdfpy 설치. 뷰어 Joint 슬라이더로 left_shoulder_pitch −1.07, right_shoulder_pitch 0.57 rad 이동 스크린샷. g1.xml 어깨 3축·팔꿈치 joint axis·range·액추에이터(kp=500, ±25 N·m) 표.</w:t>
+              <w:t>Python 3.14.7·mujoco 3.14.0 설치. 뷰어에서 G1 어깨 관절 이동(left_shoulder_pitch −1.07 rad) 캡처. 어깨 3축·팔꿈치 joint의 axis·range·액추에이터(kp=500, ±25 N·m) 표 작성.</w:t>
             </w:r>
           </w:p>
         </w:tc>
@@ -753,7 +753,7 @@
                 <w:rFonts w:hint="eastAsia"/>
                 <w:sz w:val="16"/>
               </w:rPr>
-              <w:t>week02_g1_viewer.png, notes/04_g1_arm_joints.md · week02</w:t>
+              <w:t>week02_g1_viewer.jpg · notes/04_g1_arm_joints.md · week02</w:t>
             </w:r>
             <w:proofErr w:type="spellStart"/>
             <w:proofErr w:type="spellEnd"/>
@@ -818,7 +818,7 @@
               <w:rPr>
                 <w:sz w:val="16"/>
               </w:rPr>
-              <w:t>링크 0.3 m·1 kg×2, 어깨 ±150°, 팔꿈치 −60°~120°, 감쇠 0.1 동일 작성. 둘 다 뷰어에서 shoulder 1.26 / elbow 0.853 rad 자세 확인. 어깨 90° 5 s 자유낙하 관절각 차이 1×10⁻¹⁵ rad(동일). URDF 로드 시 액추에이터·고정 베이스 inertial 없음 확인.</w:t>
+              <w:t>링크 0.3 m·1 kg×2, 어깨 ±150°, 팔꿈치 −60°~120° 동일 작성, 둘 다 뷰어 확인. 어깨 90° 5 s 자유낙하 관절각 차이 1×10⁻¹⁵ rad(동일). 차이점: URDF는 액추에이터·고정 베이스 inertial 미반영.</w:t>
             </w:r>
           </w:p>
         </w:tc>
@@ -878,7 +878,7 @@
                 <w:rFonts w:hint="eastAsia"/>
                 <w:sz w:val="16"/>
               </w:rPr>
-              <w:t>sim/urdf·mjcf/two_link_arm, 뷰어 캡처 2장, compare_urdf_mjcf.py · week02</w:t>
+              <w:t>sim/urdf·mjcf/two_link_arm, 뷰어 캡처 2장 · week02</w:t>
             </w:r>
             <w:proofErr w:type="spellStart"/>
             <w:proofErr w:type="spellEnd"/>
@@ -943,7 +943,7 @@
               <w:rPr>
                 <w:sz w:val="16"/>
               </w:rPr>
-              <w:t>팔꿈치 잠근 단진자 낙하로 기준 / 질량·관성 ×5 / 관성만 ×5 / ×0.2 / &lt;inertial&gt; 생략 5조건 비교. 첫 통과 시각·최대 각속도·잔류 진폭 CSV 기록(2번 참조).</w:t>
+              <w:t>팔꿈치 잠근 단진자 낙하 5조건(기준 / 질량·관성 ×5 / 관성만 ×5 / ×0.2 / inertial 생략) 비교, 첫 통과 시각·최대 각속도 CSV 기록.</w:t>
             </w:r>
           </w:p>
         </w:tc>
@@ -1003,7 +1003,7 @@
                 <w:rFonts w:hint="eastAsia"/>
                 <w:sz w:val="16"/>
               </w:rPr>
-              <w:t>sim/scripts/results.csv · week02</w:t>
+              <w:t>sim/scripts/compare_urdf_mjcf.py, results.csv · week02</w:t>
             </w:r>
             <w:proofErr w:type="spellStart"/>
             <w:proofErr w:type="spellEnd"/>
@@ -1068,7 +1068,7 @@
               <w:rPr>
                 <w:sz w:val="16"/>
               </w:rPr>
-              <w:t>실측 항목표 양식 작성. CAD 공유 불가. 9/30 팀장님 지시로 보류 → G1 시뮬 우선, CAD·BOM 완성 후 재개.</w:t>
+              <w:t>실측표 양식 작성. CAD 공유 불가, 9/30 팀장님 지시로 보류(G1 시뮬 우선, CAD·BOM 후 재개).</w:t>
             </w:r>
           </w:p>
         </w:tc>
@@ -1128,7 +1128,7 @@
                 <w:rFonts w:hint="eastAsia"/>
                 <w:sz w:val="16"/>
               </w:rPr>
-              <w:t>logs/week02_base_ measurement.md · week02</w:t>
+              <w:t>logs/week02_base_measurement.md · week02</w:t>
             </w:r>
             <w:proofErr w:type="spellStart"/>
             <w:proofErr w:type="spellEnd"/>
@@ -1207,7 +1207,7 @@
               <w:rPr>
                 <w:sz w:val="16"/>
               </w:rPr>
-              <w:t>① URDF joint의 origin은 부모 링크 프레임 기준 자식 프레임의 위치·자세(xyz, rpy), axis는 그 joint(=자식) 프레임 기준 회전축 단위벡터. revolute는 &lt;limit&gt;가 필수(어깨 ±2.618 rad, effort 25 N·m), continuous는 각도 한계 없는 회전(바퀴).</w:t>
+              <w:t>① origin = 부모 링크 프레임 기준 자식 프레임의 위치·자세(xyz, rpy), axis = 그 joint(자식) 프레임 기준 회전축. revolute는 &lt;limit&gt; 필수(어깨 ±2.618 rad, 25 N·m), continuous는 한계 없는 회전(바퀴).</w:t>
             </w:r>
           </w:p>
           <w:p>
@@ -1218,7 +1218,7 @@
               <w:rPr>
                 <w:sz w:val="16"/>
               </w:rPr>
-              <w:t>② URDF·MJCF 2링크 팔 5 s 자유낙하 관절각 차이 1×10⁻¹⁵ rad. 어깨 기준 관성 I = 2×0.0075 + 1×0.15² + 1×0.45² = 0.24 kg·m², 최대 중력토크 5.886 N·m → 무감쇠 최대 각속도 √(2τ/I)=7.0 rad/s, 시뮬(감쇠 0.1) 6.1 rad/s, 최하점 첫 통과 0.39 s.</w:t>
+              <w:t>② URDF·MJCF 관절각 차이 1×10⁻¹⁵ rad. 어깨 기준 I = 2×0.0075+1×0.15²+1×0.45² = 0.24 kg·m², 최대 중력토크 5.886 N·m → 무감쇠 √(2τ/I) = 7.0 rad/s, 시뮬(감쇠 0.1) 6.1 rad/s, 첫 통과 0.39 s.</w:t>
             </w:r>
           </w:p>
           <w:p>
@@ -1229,7 +1229,7 @@
               <w:rPr>
                 <w:sz w:val="16"/>
               </w:rPr>
-              <w:t>③ 관성만 ×5 → 첫 통과 0.385→0.429 s, 최대 각속도 6.53→5.88 rad/s. 질량·관성 함께 ×5 → 0.376 s / 6.90 rad/s(중력토크·관성이 같이 커져 궤적 거의 같고 감쇠 영향만 1/5). &lt;inertial&gt; 생략 시 geom 밀도 1000 kg/m³로 0.377 kg 자동 계산. G1 shoulder_pitch: axis (0,1,0), range −3.09~2.67 rad, ±25 N·m, position kp=500.</w:t>
+              <w:t>③ 관성만 ×5 → 첫 통과 0.385→0.429 s, 최대 각속도 6.53→5.88 rad/s(τ/I 감소). 질량·관성 함께 ×5 → 0.376 s / 6.90 rad/s(토크·관성 같이 커져 궤적 유지). &lt;inertial&gt; 생략 시 밀도 1000 kg/m³로 0.377 kg 자동 계산. G1 shoulder_pitch: axis (0,1,0), −3.09~2.67 rad, ±25 N·m, kp=500.</w:t>
             </w:r>
           </w:p>
         </w:tc>
@@ -1474,7 +1474,7 @@
               <w:rPr>
                 <w:sz w:val="16"/>
               </w:rPr>
-              <w:t>MuJoCo에서 월드 고정 베이스는 자식과 충돌 제외가 안 돼 어깨에 초기 접촉력이 생겨 베이스 collision을 껐습니다. 우리 로봇 URDF의 베이스를 고정으로 둘지 floating으로 둘지 규약을 정해 주시면 맞추겠습니다.</w:t>
+              <w:t>MuJoCo에서 월드 고정 베이스는 자식과 충돌 제외가 안 돼 베이스 collision을 껐습니다. 우리 로봇 URDF의 베이스를 고정/floating 중 어느 쪽으로 둘지 규약을 정해 주시면 맞추겠습니다.</w:t>
             </w:r>
             <w:proofErr w:type="gramStart"/>
             <w:proofErr w:type="gramEnd"/>
@@ -1684,7 +1684,7 @@
               <w:rPr>
                 <w:sz w:val="16"/>
               </w:rPr>
-              <w:t>usd-core로 큐브 .usda 생성, 2링크 팔을 Xform 계층 USD로 작성 + RevoluteJoint 2개·DriveAPI</w:t>
+              <w:t>큐브 .usda 생성 → 2링크 팔 USD 작성(Xform 계층, RevoluteJoint 2개, DriveAPI)</w:t>
             </w:r>
           </w:p>
         </w:tc>
@@ -1749,7 +1749,7 @@
               <w:rPr>
                 <w:sz w:val="16"/>
               </w:rPr>
-              <w:t>URDF ↔ USD 대응표 작성(질량·관성·joint origin/axis → prim 속성), 박종진 체크리스트로 내 URDF 점검</w:t>
+              <w:t>URDF ↔ USD 대응표(질량·관성·origin/axis → prim 속성) 작성 + 박종진 체크리스트 점검</w:t>
             </w:r>
           </w:p>
         </w:tc>
@@ -1814,7 +1814,7 @@
               <w:rPr>
                 <w:sz w:val="16"/>
               </w:rPr>
-              <w:t>CAD→URDF→USD/MJCF 파이프라인 그림 1장, 구술 준비(reference vs sublayer, inertial→USD 속성), Git week03 태그</w:t>
+              <w:t>CAD→URDF→USD/MJCF 파이프라인 그림 1장, 구술 2문항 준비, Git week03 태그</w:t>
             </w:r>
             <w:proofErr w:type="spellStart"/>
             <w:proofErr w:type="spellEnd"/>
